--- a/Reportes/Contrato de Fianza 314.docx
+++ b/Reportes/Contrato de Fianza 314.docx
@@ -346,31 +346,7 @@
                 <w:sz w:val="14"/>
                 <w:szCs w:val="14"/>
               </w:rPr>
-              <w:t>{</w:t>
-            </w:r>
-            <w:proofErr w:type="spellStart"/>
-            <w:proofErr w:type="gramStart"/>
-            <w:r>
-              <w:rPr>
-                <w:rFonts w:ascii="Arial" w:eastAsia="Times New Roman" w:hAnsi="Arial" w:cs="Arial"/>
-                <w:b/>
-                <w:color w:val="000000"/>
-                <w:sz w:val="14"/>
-                <w:szCs w:val="14"/>
-              </w:rPr>
-              <w:t>custom.NumeroFianza</w:t>
-            </w:r>
-            <w:proofErr w:type="spellEnd"/>
-            <w:proofErr w:type="gramEnd"/>
-            <w:r>
-              <w:rPr>
-                <w:rFonts w:ascii="Arial" w:eastAsia="Times New Roman" w:hAnsi="Arial" w:cs="Arial"/>
-                <w:b/>
-                <w:color w:val="000000"/>
-                <w:sz w:val="14"/>
-                <w:szCs w:val="14"/>
-              </w:rPr>
-              <w:t>}</w:t>
+              <w:t>{custom.NumeroFianza}</w:t>
             </w:r>
           </w:p>
         </w:tc>
@@ -444,10 +420,8 @@
                 <w:sz w:val="14"/>
                 <w:szCs w:val="14"/>
               </w:rPr>
-              <w:t>{</w:t>
-            </w:r>
-            <w:proofErr w:type="spellStart"/>
-            <w:proofErr w:type="gramStart"/>
+              <w:t>{custom.</w:t>
+            </w:r>
             <w:r>
               <w:rPr>
                 <w:rFonts w:ascii="Arial" w:eastAsia="Times New Roman" w:hAnsi="Arial" w:cs="Arial"/>
@@ -456,20 +430,8 @@
                 <w:sz w:val="14"/>
                 <w:szCs w:val="14"/>
               </w:rPr>
-              <w:t>custom.</w:t>
-            </w:r>
-            <w:r>
-              <w:rPr>
-                <w:rFonts w:ascii="Arial" w:eastAsia="Times New Roman" w:hAnsi="Arial" w:cs="Arial"/>
-                <w:b/>
-                <w:color w:val="000000"/>
-                <w:sz w:val="14"/>
-                <w:szCs w:val="14"/>
-              </w:rPr>
               <w:t>AFavor</w:t>
             </w:r>
-            <w:proofErr w:type="spellEnd"/>
-            <w:proofErr w:type="gramEnd"/>
             <w:r>
               <w:rPr>
                 <w:rFonts w:ascii="Arial" w:eastAsia="Times New Roman" w:hAnsi="Arial" w:cs="Arial"/>
@@ -536,10 +498,8 @@
                 <w:sz w:val="14"/>
                 <w:szCs w:val="14"/>
               </w:rPr>
-              <w:t>{</w:t>
-            </w:r>
-            <w:proofErr w:type="spellStart"/>
-            <w:proofErr w:type="gramStart"/>
+              <w:t>{custom.</w:t>
+            </w:r>
             <w:r>
               <w:rPr>
                 <w:rFonts w:ascii="Arial" w:eastAsia="Times New Roman" w:hAnsi="Arial" w:cs="Arial"/>
@@ -548,20 +508,8 @@
                 <w:sz w:val="14"/>
                 <w:szCs w:val="14"/>
               </w:rPr>
-              <w:t>custom.</w:t>
-            </w:r>
-            <w:r>
-              <w:rPr>
-                <w:rFonts w:ascii="Arial" w:eastAsia="Times New Roman" w:hAnsi="Arial" w:cs="Arial"/>
-                <w:b/>
-                <w:color w:val="000000"/>
-                <w:sz w:val="14"/>
-                <w:szCs w:val="14"/>
-              </w:rPr>
               <w:t>Secuestrante</w:t>
             </w:r>
-            <w:proofErr w:type="spellEnd"/>
-            <w:proofErr w:type="gramEnd"/>
             <w:r>
               <w:rPr>
                 <w:rFonts w:ascii="Arial" w:eastAsia="Times New Roman" w:hAnsi="Arial" w:cs="Arial"/>
@@ -641,41 +589,7 @@
                 <w:sz w:val="14"/>
                 <w:szCs w:val="14"/>
               </w:rPr>
-              <w:t>{</w:t>
-            </w:r>
-            <w:proofErr w:type="spellStart"/>
-            <w:proofErr w:type="gramStart"/>
-            <w:r>
-              <w:rPr>
-                <w:rFonts w:ascii="Arial" w:eastAsia="Times New Roman" w:hAnsi="Arial" w:cs="Arial"/>
-                <w:b/>
-                <w:color w:val="000000"/>
-                <w:sz w:val="14"/>
-                <w:szCs w:val="14"/>
-              </w:rPr>
-              <w:t>custom.</w:t>
-            </w:r>
-            <w:r>
-              <w:rPr>
-                <w:rFonts w:ascii="Arial" w:eastAsia="Times New Roman" w:hAnsi="Arial" w:cs="Arial"/>
-                <w:b/>
-                <w:color w:val="000000"/>
-                <w:sz w:val="14"/>
-                <w:szCs w:val="14"/>
-              </w:rPr>
-              <w:t>SumaTextoTotal</w:t>
-            </w:r>
-            <w:proofErr w:type="spellEnd"/>
-            <w:proofErr w:type="gramEnd"/>
-            <w:r>
-              <w:rPr>
-                <w:rFonts w:ascii="Arial" w:eastAsia="Times New Roman" w:hAnsi="Arial" w:cs="Arial"/>
-                <w:b/>
-                <w:color w:val="000000"/>
-                <w:sz w:val="14"/>
-                <w:szCs w:val="14"/>
-              </w:rPr>
-              <w:t>}</w:t>
+              <w:t>{custom.SumaLetras} ({custom.MonedaMonto})</w:t>
             </w:r>
           </w:p>
         </w:tc>
@@ -737,31 +651,7 @@
                 <w:sz w:val="14"/>
                 <w:szCs w:val="14"/>
               </w:rPr>
-              <w:t>{</w:t>
-            </w:r>
-            <w:proofErr w:type="spellStart"/>
-            <w:proofErr w:type="gramStart"/>
-            <w:r>
-              <w:rPr>
-                <w:rFonts w:ascii="Arial" w:eastAsia="Times New Roman" w:hAnsi="Arial" w:cs="Arial"/>
-                <w:b/>
-                <w:color w:val="000000"/>
-                <w:sz w:val="14"/>
-                <w:szCs w:val="14"/>
-              </w:rPr>
-              <w:t>custom.NumeroContrato</w:t>
-            </w:r>
-            <w:proofErr w:type="spellEnd"/>
-            <w:proofErr w:type="gramEnd"/>
-            <w:r>
-              <w:rPr>
-                <w:rFonts w:ascii="Arial" w:eastAsia="Times New Roman" w:hAnsi="Arial" w:cs="Arial"/>
-                <w:b/>
-                <w:color w:val="000000"/>
-                <w:sz w:val="14"/>
-                <w:szCs w:val="14"/>
-              </w:rPr>
-              <w:t>}</w:t>
+              <w:t>{custom.NumeroContrato}</w:t>
             </w:r>
           </w:p>
         </w:tc>
@@ -819,31 +709,7 @@
                 <w:sz w:val="14"/>
                 <w:szCs w:val="14"/>
               </w:rPr>
-              <w:t>{</w:t>
-            </w:r>
-            <w:proofErr w:type="spellStart"/>
-            <w:proofErr w:type="gramStart"/>
-            <w:r>
-              <w:rPr>
-                <w:rFonts w:ascii="Arial" w:eastAsia="Times New Roman" w:hAnsi="Arial" w:cs="Arial"/>
-                <w:b/>
-                <w:color w:val="000000"/>
-                <w:sz w:val="14"/>
-                <w:szCs w:val="14"/>
-              </w:rPr>
-              <w:t>custom.Tenedor</w:t>
-            </w:r>
-            <w:proofErr w:type="spellEnd"/>
-            <w:proofErr w:type="gramEnd"/>
-            <w:r>
-              <w:rPr>
-                <w:rFonts w:ascii="Arial" w:eastAsia="Times New Roman" w:hAnsi="Arial" w:cs="Arial"/>
-                <w:b/>
-                <w:color w:val="000000"/>
-                <w:sz w:val="14"/>
-                <w:szCs w:val="14"/>
-              </w:rPr>
-              <w:t>}</w:t>
+              <w:t>{custom.Tenedor}</w:t>
             </w:r>
           </w:p>
         </w:tc>
@@ -951,89 +817,7 @@
           <w:sz w:val="15"/>
           <w:szCs w:val="15"/>
         </w:rPr>
-        <w:t>Declara LA ASEGURADORA GLOBAL, S. A., en adelante denominada LA FIADORA, que se le ha solicitado fianza hasta por la suma de {</w:t>
-      </w:r>
-      <w:proofErr w:type="spellStart"/>
-      <w:proofErr w:type="gramStart"/>
-      <w:r>
-        <w:rPr>
-          <w:rFonts w:ascii="Arial" w:eastAsia="Times New Roman" w:hAnsi="Arial" w:cs="Arial"/>
-          <w:color w:val="000000"/>
-          <w:sz w:val="15"/>
-          <w:szCs w:val="15"/>
-        </w:rPr>
-        <w:t>custom.SumaTexto</w:t>
-      </w:r>
-      <w:proofErr w:type="spellEnd"/>
-      <w:proofErr w:type="gramEnd"/>
-      <w:r>
-        <w:rPr>
-          <w:rFonts w:ascii="Arial" w:eastAsia="Times New Roman" w:hAnsi="Arial" w:cs="Arial"/>
-          <w:color w:val="000000"/>
-          <w:sz w:val="15"/>
-          <w:szCs w:val="15"/>
-        </w:rPr>
-        <w:t>} ({</w:t>
-      </w:r>
-      <w:proofErr w:type="spellStart"/>
-      <w:r>
-        <w:rPr>
-          <w:rFonts w:ascii="Arial" w:eastAsia="Times New Roman" w:hAnsi="Arial" w:cs="Arial"/>
-          <w:color w:val="000000"/>
-          <w:sz w:val="15"/>
-          <w:szCs w:val="15"/>
-        </w:rPr>
-        <w:t>custom.MonedaMonto</w:t>
-      </w:r>
-      <w:proofErr w:type="spellEnd"/>
-      <w:r>
-        <w:rPr>
-          <w:rFonts w:ascii="Arial" w:eastAsia="Times New Roman" w:hAnsi="Arial" w:cs="Arial"/>
-          <w:color w:val="000000"/>
-          <w:sz w:val="15"/>
-          <w:szCs w:val="15"/>
-        </w:rPr>
-        <w:t>})  para garantizar el pago de los posibles daños y perjuicios que pudieran ocasionarse a {</w:t>
-      </w:r>
-      <w:proofErr w:type="spellStart"/>
-      <w:r>
-        <w:rPr>
-          <w:rFonts w:ascii="Arial" w:eastAsia="Times New Roman" w:hAnsi="Arial" w:cs="Arial"/>
-          <w:color w:val="000000"/>
-          <w:sz w:val="15"/>
-          <w:szCs w:val="15"/>
-        </w:rPr>
-        <w:t>custom.Secuestrante</w:t>
-      </w:r>
-      <w:proofErr w:type="spellEnd"/>
-      <w:r>
-        <w:rPr>
-          <w:rFonts w:ascii="Arial" w:eastAsia="Times New Roman" w:hAnsi="Arial" w:cs="Arial"/>
-          <w:color w:val="000000"/>
-          <w:sz w:val="15"/>
-          <w:szCs w:val="15"/>
-        </w:rPr>
-        <w:t>}, en adelante EL SECUESTRANTE por motivo del levantamiento del secuestro solicitado por {</w:t>
-      </w:r>
-      <w:proofErr w:type="spellStart"/>
-      <w:r>
-        <w:rPr>
-          <w:rFonts w:ascii="Arial" w:eastAsia="Times New Roman" w:hAnsi="Arial" w:cs="Arial"/>
-          <w:color w:val="000000"/>
-          <w:sz w:val="15"/>
-          <w:szCs w:val="15"/>
-        </w:rPr>
-        <w:t>custom.AFavor</w:t>
-      </w:r>
-      <w:proofErr w:type="spellEnd"/>
-      <w:r>
-        <w:rPr>
-          <w:rFonts w:ascii="Arial" w:eastAsia="Times New Roman" w:hAnsi="Arial" w:cs="Arial"/>
-          <w:color w:val="000000"/>
-          <w:sz w:val="15"/>
-          <w:szCs w:val="15"/>
-        </w:rPr>
-        <w:t>} en adelante EL SECUESTRADO dentro del proceso que le seguirá ante los juzgados y tribunales panameños.</w:t>
+        <w:t>Declara LA ASEGURADORA GLOBAL, S. A., en adelante denominada LA FIADORA, que se le ha solicitado fianza hasta por la suma de {custom.SumaTexto} ({custom.MonedaMonto})  para garantizar el pago de los posibles daños y perjuicios que pudieran ocasionarse a {custom.Secuestrante}, en adelante EL SECUESTRANTE por motivo del levantamiento del secuestro solicitado por {custom.AFavor} en adelante EL SECUESTRADO dentro del proceso que le seguirá ante los juzgados y tribunales panameños.</w:t>
       </w:r>
     </w:p>
     <w:p>
@@ -1138,69 +922,7 @@
           <w:sz w:val="15"/>
           <w:szCs w:val="15"/>
         </w:rPr>
-        <w:t>Como consecuencia de lo anterior, LA FIADORA, por este medio, constituye la presente fianza a favor del JUZGADO {</w:t>
-      </w:r>
-      <w:proofErr w:type="spellStart"/>
-      <w:proofErr w:type="gramStart"/>
-      <w:r>
-        <w:rPr>
-          <w:rFonts w:ascii="Arial" w:eastAsia="Times New Roman" w:hAnsi="Arial" w:cs="Arial"/>
-          <w:color w:val="000000"/>
-          <w:sz w:val="15"/>
-          <w:szCs w:val="15"/>
-        </w:rPr>
-        <w:t>custom.Tenedor</w:t>
-      </w:r>
-      <w:proofErr w:type="spellEnd"/>
-      <w:proofErr w:type="gramEnd"/>
-      <w:r>
-        <w:rPr>
-          <w:rFonts w:ascii="Arial" w:eastAsia="Times New Roman" w:hAnsi="Arial" w:cs="Arial"/>
-          <w:color w:val="000000"/>
-          <w:sz w:val="15"/>
-          <w:szCs w:val="15"/>
-        </w:rPr>
-        <w:t>} por la suma de {</w:t>
-      </w:r>
-      <w:proofErr w:type="spellStart"/>
-      <w:r>
-        <w:rPr>
-          <w:rFonts w:ascii="Arial" w:eastAsia="Times New Roman" w:hAnsi="Arial" w:cs="Arial"/>
-          <w:color w:val="000000"/>
-          <w:sz w:val="15"/>
-          <w:szCs w:val="15"/>
-        </w:rPr>
-        <w:t>custom.SumaTexto</w:t>
-      </w:r>
-      <w:proofErr w:type="spellEnd"/>
-      <w:r>
-        <w:rPr>
-          <w:rFonts w:ascii="Arial" w:eastAsia="Times New Roman" w:hAnsi="Arial" w:cs="Arial"/>
-          <w:color w:val="000000"/>
-          <w:sz w:val="15"/>
-          <w:szCs w:val="15"/>
-        </w:rPr>
-        <w:t>} ({</w:t>
-      </w:r>
-      <w:proofErr w:type="spellStart"/>
-      <w:r>
-        <w:rPr>
-          <w:rFonts w:ascii="Arial" w:eastAsia="Times New Roman" w:hAnsi="Arial" w:cs="Arial"/>
-          <w:color w:val="000000"/>
-          <w:sz w:val="15"/>
-          <w:szCs w:val="15"/>
-        </w:rPr>
-        <w:t>sumaMonedaMonto</w:t>
-      </w:r>
-      <w:proofErr w:type="spellEnd"/>
-      <w:r>
-        <w:rPr>
-          <w:rFonts w:ascii="Arial" w:eastAsia="Times New Roman" w:hAnsi="Arial" w:cs="Arial"/>
-          <w:color w:val="000000"/>
-          <w:sz w:val="15"/>
-          <w:szCs w:val="15"/>
-        </w:rPr>
-        <w:t>}) para garantizar a EL SECUESTRANTE, el pago de los daños y perjuicios a que pudiera ser condenado EL SECUESTRADO, en virtud de resolución judicial ejecutoriada emitida por autoridad competente, por razón de la diligencia de levantamiento de secuestro que se practique de acuerdo con lo señalado en este documento.</w:t>
+        <w:t>Como consecuencia de lo anterior, LA FIADORA, por este medio, constituye la presente fianza a favor del JUZGADO {custom.Tenedor} por la suma de {custom.SumaTexto} ({sumaMonedaMonto}) para garantizar a EL SECUESTRANTE, el pago de los daños y perjuicios a que pudiera ser condenado EL SECUESTRADO, en virtud de resolución judicial ejecutoriada emitida por autoridad competente, por razón de la diligencia de levantamiento de secuestro que se practique de acuerdo con lo señalado en este documento.</w:t>
       </w:r>
     </w:p>
     <w:p>
@@ -1629,27 +1351,7 @@
           <w:sz w:val="15"/>
           <w:szCs w:val="15"/>
         </w:rPr>
-        <w:t xml:space="preserve">. Para ello, el peticionario deberá presentar copia auténtica de la resolución judicial ejecutoriada emitida </w:t>
-      </w:r>
-      <w:proofErr w:type="spellStart"/>
-      <w:r>
-        <w:rPr>
-          <w:rFonts w:ascii="Arial" w:eastAsia="Times New Roman" w:hAnsi="Arial" w:cs="Arial"/>
-          <w:color w:val="000000"/>
-          <w:sz w:val="15"/>
-          <w:szCs w:val="15"/>
-        </w:rPr>
-        <w:t>emitida</w:t>
-      </w:r>
-      <w:proofErr w:type="spellEnd"/>
-      <w:r>
-        <w:rPr>
-          <w:rFonts w:ascii="Arial" w:eastAsia="Times New Roman" w:hAnsi="Arial" w:cs="Arial"/>
-          <w:color w:val="000000"/>
-          <w:sz w:val="15"/>
-          <w:szCs w:val="15"/>
-        </w:rPr>
-        <w:t xml:space="preserve"> por la autoridad competente que condene a</w:t>
+        <w:t>. Para ello, el peticionario deberá presentar copia auténtica de la resolución judicial ejecutoriada emitida emitida por la autoridad competente que condene a</w:t>
       </w:r>
       <w:r>
         <w:rPr>
@@ -2011,27 +1713,7 @@
           <w:sz w:val="15"/>
           <w:szCs w:val="15"/>
         </w:rPr>
-        <w:t>EN FE DE LO CUAL, se suscribe este Contrato en la ciudad de Panamá, República de Panamá, {</w:t>
-      </w:r>
-      <w:proofErr w:type="spellStart"/>
-      <w:r>
-        <w:rPr>
-          <w:rFonts w:ascii="Arial" w:eastAsia="Times New Roman" w:hAnsi="Arial" w:cs="Arial"/>
-          <w:color w:val="000000"/>
-          <w:sz w:val="15"/>
-          <w:szCs w:val="15"/>
-        </w:rPr>
-        <w:t>custom.FechaActualTextoMin</w:t>
-      </w:r>
-      <w:proofErr w:type="spellEnd"/>
-      <w:r>
-        <w:rPr>
-          <w:rFonts w:ascii="Arial" w:eastAsia="Times New Roman" w:hAnsi="Arial" w:cs="Arial"/>
-          <w:color w:val="000000"/>
-          <w:sz w:val="15"/>
-          <w:szCs w:val="15"/>
-        </w:rPr>
-        <w:t>}.</w:t>
+        <w:t>EN FE DE LO CUAL, se suscribe este Contrato en la ciudad de Panamá, República de Panamá, {custom.FechaActualTextoMin}.</w:t>
       </w:r>
     </w:p>
     <w:p/>
@@ -2155,26 +1837,15 @@
                 <w:b/>
                 <w:bCs/>
               </w:rPr>
-              <w:t>{</w:t>
-            </w:r>
-            <w:proofErr w:type="spellStart"/>
-            <w:proofErr w:type="gramStart"/>
+              <w:t>{custom.</w:t>
+            </w:r>
             <w:r>
               <w:rPr>
                 <w:b/>
                 <w:bCs/>
               </w:rPr>
-              <w:t>custom.</w:t>
-            </w:r>
-            <w:r>
-              <w:rPr>
-                <w:b/>
-                <w:bCs/>
-              </w:rPr>
               <w:t>AFavor</w:t>
             </w:r>
-            <w:proofErr w:type="spellEnd"/>
-            <w:proofErr w:type="gramEnd"/>
             <w:r>
               <w:rPr>
                 <w:b/>
